--- a/Templates/Example Report.docx
+++ b/Templates/Example Report.docx
@@ -1,6 +1,6 @@
 
 <file path=word/document.xml><?xml version="1.0" encoding="utf-8"?>
-<w:document xmlns:wpc="http://schemas.microsoft.com/office/word/2010/wordprocessingCanvas" xmlns:cx="http://schemas.microsoft.com/office/drawing/2014/chartex" xmlns:cx1="http://schemas.microsoft.com/office/drawing/2015/9/8/chartex" xmlns:cx2="http://schemas.microsoft.com/office/drawing/2015/10/21/chartex" xmlns:cx3="http://schemas.microsoft.com/office/drawing/2016/5/9/chartex" xmlns:cx4="http://schemas.microsoft.com/office/drawing/2016/5/10/chartex" xmlns:cx5="http://schemas.microsoft.com/office/drawing/2016/5/11/chartex" xmlns:cx6="http://schemas.microsoft.com/office/drawing/2016/5/12/chartex" xmlns:cx7="http://schemas.microsoft.com/office/drawing/2016/5/13/chartex" xmlns:cx8="http://schemas.microsoft.com/office/drawing/2016/5/14/chartex" xmlns:mc="http://schemas.openxmlformats.org/markup-compatibility/2006" xmlns:aink="http://schemas.microsoft.com/office/drawing/2016/ink" xmlns:am3d="http://schemas.microsoft.com/office/drawing/2017/model3d" xmlns:o="urn:schemas-microsoft-com:office:office" xmlns:oel="http://schemas.microsoft.com/office/2019/extlst" xmlns:r="http://schemas.openxmlformats.org/officeDocument/2006/relationships" xmlns:m="http://schemas.openxmlformats.org/officeDocument/2006/math" xmlns:v="urn:schemas-microsoft-com:vml" xmlns:wp14="http://schemas.microsoft.com/office/word/2010/wordprocessingDrawing" xmlns:wp="http://schemas.openxmlformats.org/drawingml/2006/wordprocessingDrawing" xmlns:w10="urn:schemas-microsoft-com:office:word" xmlns:w="http://schemas.openxmlformats.org/wordprocessingml/2006/main" xmlns:w14="http://schemas.microsoft.com/office/word/2010/wordml" xmlns:w15="http://schemas.microsoft.com/office/word/2012/wordml" xmlns:w16cex="http://schemas.microsoft.com/office/word/2018/wordml/cex" xmlns:w16cid="http://schemas.microsoft.com/office/word/2016/wordml/cid" xmlns:w16="http://schemas.microsoft.com/office/word/2018/wordml" xmlns:w16du="http://schemas.microsoft.com/office/word/2023/wordml/word16du" xmlns:w16sdtdh="http://schemas.microsoft.com/office/word/2020/wordml/sdtdatahash" xmlns:w16se="http://schemas.microsoft.com/office/word/2015/wordml/symex" xmlns:wpg="http://schemas.microsoft.com/office/word/2010/wordprocessingGroup" xmlns:wpi="http://schemas.microsoft.com/office/word/2010/wordprocessingInk" xmlns:wne="http://schemas.microsoft.com/office/word/2006/wordml" xmlns:wps="http://schemas.microsoft.com/office/word/2010/wordprocessingShape" mc:Ignorable="w14 w15 w16se w16cid w16 w16cex w16sdtdh w16du wp14">
+<w:document xmlns:wpc="http://schemas.microsoft.com/office/word/2010/wordprocessingCanvas" xmlns:cx="http://schemas.microsoft.com/office/drawing/2014/chartex" xmlns:cx1="http://schemas.microsoft.com/office/drawing/2015/9/8/chartex" xmlns:cx2="http://schemas.microsoft.com/office/drawing/2015/10/21/chartex" xmlns:cx3="http://schemas.microsoft.com/office/drawing/2016/5/9/chartex" xmlns:cx4="http://schemas.microsoft.com/office/drawing/2016/5/10/chartex" xmlns:cx5="http://schemas.microsoft.com/office/drawing/2016/5/11/chartex" xmlns:cx6="http://schemas.microsoft.com/office/drawing/2016/5/12/chartex" xmlns:cx7="http://schemas.microsoft.com/office/drawing/2016/5/13/chartex" xmlns:cx8="http://schemas.microsoft.com/office/drawing/2016/5/14/chartex" xmlns:mc="http://schemas.openxmlformats.org/markup-compatibility/2006" xmlns:aink="http://schemas.microsoft.com/office/drawing/2016/ink" xmlns:am3d="http://schemas.microsoft.com/office/drawing/2017/model3d" xmlns:o="urn:schemas-microsoft-com:office:office" xmlns:oel="http://schemas.microsoft.com/office/2019/extlst" xmlns:r="http://schemas.openxmlformats.org/officeDocument/2006/relationships" xmlns:m="http://schemas.openxmlformats.org/officeDocument/2006/math" xmlns:v="urn:schemas-microsoft-com:vml" xmlns:wp14="http://schemas.microsoft.com/office/word/2010/wordprocessingDrawing" xmlns:wp="http://schemas.openxmlformats.org/drawingml/2006/wordprocessingDrawing" xmlns:w10="urn:schemas-microsoft-com:office:word" xmlns:w="http://schemas.openxmlformats.org/wordprocessingml/2006/main" xmlns:w14="http://schemas.microsoft.com/office/word/2010/wordml" xmlns:w15="http://schemas.microsoft.com/office/word/2012/wordml" xmlns:w16cex="http://schemas.microsoft.com/office/word/2018/wordml/cex" xmlns:w16cid="http://schemas.microsoft.com/office/word/2016/wordml/cid" xmlns:w16="http://schemas.microsoft.com/office/word/2018/wordml" xmlns:w16du="http://schemas.microsoft.com/office/word/2023/wordml/word16du" xmlns:w16sdtdh="http://schemas.microsoft.com/office/word/2020/wordml/sdtdatahash" xmlns:w16sdtfl="http://schemas.microsoft.com/office/word/2024/wordml/sdtformatlock" xmlns:w16se="http://schemas.microsoft.com/office/word/2015/wordml/symex" xmlns:wpg="http://schemas.microsoft.com/office/word/2010/wordprocessingGroup" xmlns:wpi="http://schemas.microsoft.com/office/word/2010/wordprocessingInk" xmlns:wne="http://schemas.microsoft.com/office/word/2006/wordml" xmlns:wps="http://schemas.microsoft.com/office/word/2010/wordprocessingShape" mc:Ignorable="w14 w15 w16se w16cid w16 w16cex w16sdtdh w16sdtfl w16du wp14">
   <w:body>
     <w:p>
       <w:pPr>
@@ -89,7 +89,6 @@
             <w:dataBinding w:prefixMappings="xmlns:ns0='http://purl.org/dc/elements/1.1/' xmlns:ns1='http://schemas.openxmlformats.org/package/2006/metadata/core-properties' " w:xpath="/ns1:coreProperties[1]/ns0:title[1]" w:storeItemID="{6C3C8BC8-F283-45AE-878A-BAB7291924A1}"/>
             <w:text/>
           </w:sdtPr>
-          <w:sdtEndPr/>
           <w:sdtContent>
             <w:tc>
               <w:tcPr>
@@ -176,7 +175,6 @@
             <w:dataBinding w:prefixMappings="xmlns:ns0='http://purl.org/dc/elements/1.1/' xmlns:ns1='http://schemas.openxmlformats.org/package/2006/metadata/core-properties' " w:xpath="/ns1:coreProperties[1]/ns0:subject[1]" w:storeItemID="{6C3C8BC8-F283-45AE-878A-BAB7291924A1}"/>
             <w:text/>
           </w:sdtPr>
-          <w:sdtEndPr/>
           <w:sdtContent>
             <w:tc>
               <w:tcPr>
@@ -361,7 +359,6 @@
               <w:dataBinding w:prefixMappings="xmlns:ns0='http://purl.org/dc/elements/1.1/' xmlns:ns1='http://schemas.openxmlformats.org/package/2006/metadata/core-properties' " w:xpath="/ns1:coreProperties[1]/ns0:creator[1]" w:storeItemID="{6C3C8BC8-F283-45AE-878A-BAB7291924A1}"/>
               <w:text/>
             </w:sdtPr>
-            <w:sdtEndPr/>
             <w:sdtContent>
               <w:p>
                 <w:pPr>
@@ -831,7 +828,6 @@
             <w:dataBinding w:prefixMappings="xmlns:ns0='http://purl.org/dc/elements/1.1/' xmlns:ns1='http://schemas.openxmlformats.org/package/2006/metadata/core-properties' " w:xpath="/ns1:coreProperties[1]/ns1:keywords[1]" w:storeItemID="{6C3C8BC8-F283-45AE-878A-BAB7291924A1}"/>
             <w:text/>
           </w:sdtPr>
-          <w:sdtEndPr/>
           <w:sdtContent>
             <w:tc>
               <w:tcPr>
@@ -1239,7 +1235,6 @@
           <w:dataBinding w:prefixMappings="xmlns:ns0='http://purl.org/dc/elements/1.1/' xmlns:ns1='http://schemas.openxmlformats.org/package/2006/metadata/core-properties' " w:xpath="/ns1:coreProperties[1]/ns0:subject[1]" w:storeItemID="{6C3C8BC8-F283-45AE-878A-BAB7291924A1}"/>
           <w:text/>
         </w:sdtPr>
-        <w:sdtEndPr/>
         <w:sdtContent>
           <w:r>
             <w:rPr>
@@ -1288,7 +1283,6 @@
           <w:dataBinding w:prefixMappings="xmlns:ns0='http://purl.org/dc/elements/1.1/' xmlns:ns1='http://schemas.openxmlformats.org/package/2006/metadata/core-properties' " w:xpath="/ns1:coreProperties[1]/ns0:title[1]" w:storeItemID="{6C3C8BC8-F283-45AE-878A-BAB7291924A1}"/>
           <w:text/>
         </w:sdtPr>
-        <w:sdtEndPr/>
         <w:sdtContent>
           <w:r>
             <w:rPr>
@@ -1426,7 +1420,6 @@
           <w:dataBinding w:prefixMappings="xmlns:ns0='http://purl.org/dc/elements/1.1/' xmlns:ns1='http://schemas.openxmlformats.org/package/2006/metadata/core-properties' " w:xpath="/ns1:coreProperties[1]/ns0:creator[1]" w:storeItemID="{6C3C8BC8-F283-45AE-878A-BAB7291924A1}"/>
           <w:text/>
         </w:sdtPr>
-        <w:sdtEndPr/>
         <w:sdtContent>
           <w:r>
             <w:rPr>
@@ -1510,7 +1503,6 @@
           <w:dataBinding w:prefixMappings="xmlns:ns0='http://purl.org/dc/elements/1.1/' xmlns:ns1='http://schemas.openxmlformats.org/package/2006/metadata/core-properties' " w:xpath="/ns1:coreProperties[1]/ns0:title[1]" w:storeItemID="{6C3C8BC8-F283-45AE-878A-BAB7291924A1}"/>
           <w:text/>
         </w:sdtPr>
-        <w:sdtEndPr/>
         <w:sdtContent>
           <w:r>
             <w:rPr>
@@ -1566,6 +1558,7 @@
           <w:highlight w:val="yellow"/>
         </w:rPr>
       </w:pPr>
+      <w:proofErr w:type="gramStart"/>
       <w:r>
         <w:rPr>
           <w:rFonts w:asciiTheme="minorHAnsi" w:hAnsiTheme="minorHAnsi" w:cstheme="minorHAnsi"/>
@@ -1575,7 +1568,19 @@
           <w:highlight w:val="yellow"/>
           <w:u w:val="single"/>
         </w:rPr>
-        <w:t xml:space="preserve">Inspection Documents </w:t>
+        <w:t>Inspection Documents</w:t>
+      </w:r>
+      <w:proofErr w:type="gramEnd"/>
+      <w:r>
+        <w:rPr>
+          <w:rFonts w:asciiTheme="minorHAnsi" w:hAnsiTheme="minorHAnsi" w:cstheme="minorHAnsi"/>
+          <w:b/>
+          <w:sz w:val="32"/>
+          <w:szCs w:val="32"/>
+          <w:highlight w:val="yellow"/>
+          <w:u w:val="single"/>
+        </w:rPr>
+        <w:t xml:space="preserve"> </w:t>
       </w:r>
       <w:r>
         <w:rPr>
@@ -1752,16 +1757,26 @@
           <w:szCs w:val="24"/>
           <w:highlight w:val="yellow"/>
         </w:rPr>
-        <w:t xml:space="preserve">Equipment Drawing:  </w:t>
-      </w:r>
+        <w:t>Equipment Drawing</w:t>
+      </w:r>
+      <w:proofErr w:type="gramStart"/>
       <w:r>
         <w:rPr>
           <w:rFonts w:asciiTheme="minorHAnsi" w:hAnsiTheme="minorHAnsi" w:cstheme="minorHAnsi"/>
           <w:szCs w:val="24"/>
           <w:highlight w:val="yellow"/>
         </w:rPr>
+        <w:t xml:space="preserve">:  </w:t>
+      </w:r>
+      <w:r>
+        <w:rPr>
+          <w:rFonts w:asciiTheme="minorHAnsi" w:hAnsiTheme="minorHAnsi" w:cstheme="minorHAnsi"/>
+          <w:szCs w:val="24"/>
+          <w:highlight w:val="yellow"/>
+        </w:rPr>
         <w:t>6808</w:t>
       </w:r>
+      <w:proofErr w:type="gramEnd"/>
       <w:r>
         <w:rPr>
           <w:rFonts w:asciiTheme="minorHAnsi" w:hAnsiTheme="minorHAnsi" w:cstheme="minorHAnsi"/>
@@ -1924,7 +1939,43 @@
           <w:szCs w:val="24"/>
           <w:highlight w:val="yellow"/>
         </w:rPr>
-        <w:t>, “Test Method for Indentation Hardness of Plastics by Means of Barcol Impressor”</w:t>
+        <w:t xml:space="preserve">, “Test Method for Indentation Hardness of Plastics by Means of </w:t>
+      </w:r>
+      <w:proofErr w:type="spellStart"/>
+      <w:r>
+        <w:rPr>
+          <w:rFonts w:asciiTheme="minorHAnsi" w:hAnsiTheme="minorHAnsi"/>
+          <w:szCs w:val="24"/>
+          <w:highlight w:val="yellow"/>
+        </w:rPr>
+        <w:t>Barcol</w:t>
+      </w:r>
+      <w:proofErr w:type="spellEnd"/>
+      <w:r>
+        <w:rPr>
+          <w:rFonts w:asciiTheme="minorHAnsi" w:hAnsiTheme="minorHAnsi"/>
+          <w:szCs w:val="24"/>
+          <w:highlight w:val="yellow"/>
+        </w:rPr>
+        <w:t xml:space="preserve"> </w:t>
+      </w:r>
+      <w:proofErr w:type="spellStart"/>
+      <w:r>
+        <w:rPr>
+          <w:rFonts w:asciiTheme="minorHAnsi" w:hAnsiTheme="minorHAnsi"/>
+          <w:szCs w:val="24"/>
+          <w:highlight w:val="yellow"/>
+        </w:rPr>
+        <w:t>Impressor</w:t>
+      </w:r>
+      <w:proofErr w:type="spellEnd"/>
+      <w:r>
+        <w:rPr>
+          <w:rFonts w:asciiTheme="minorHAnsi" w:hAnsiTheme="minorHAnsi"/>
+          <w:szCs w:val="24"/>
+          <w:highlight w:val="yellow"/>
+        </w:rPr>
+        <w:t>”</w:t>
       </w:r>
     </w:p>
     <w:p>
@@ -2163,7 +2214,6 @@
         <w:tc>
           <w:tcPr>
             <w:tcW w:w="5331" w:type="dxa"/>
-            <w:shd w:val="clear" w:color="auto" w:fill="auto"/>
           </w:tcPr>
           <w:p>
             <w:pPr>
@@ -2260,7 +2310,6 @@
         <w:tc>
           <w:tcPr>
             <w:tcW w:w="5332" w:type="dxa"/>
-            <w:shd w:val="clear" w:color="auto" w:fill="auto"/>
           </w:tcPr>
           <w:p>
             <w:pPr>
@@ -2531,7 +2580,6 @@
         <w:tc>
           <w:tcPr>
             <w:tcW w:w="5331" w:type="dxa"/>
-            <w:shd w:val="clear" w:color="auto" w:fill="auto"/>
           </w:tcPr>
           <w:p>
             <w:pPr>
@@ -2627,7 +2675,6 @@
         <w:tc>
           <w:tcPr>
             <w:tcW w:w="5332" w:type="dxa"/>
-            <w:shd w:val="clear" w:color="auto" w:fill="auto"/>
           </w:tcPr>
           <w:p>
             <w:pPr>
@@ -2924,7 +2971,6 @@
         <w:tc>
           <w:tcPr>
             <w:tcW w:w="5331" w:type="dxa"/>
-            <w:shd w:val="clear" w:color="auto" w:fill="auto"/>
           </w:tcPr>
           <w:p>
             <w:pPr>
@@ -3016,7 +3062,6 @@
         <w:tc>
           <w:tcPr>
             <w:tcW w:w="5332" w:type="dxa"/>
-            <w:shd w:val="clear" w:color="auto" w:fill="auto"/>
           </w:tcPr>
           <w:p>
             <w:pPr>
@@ -3280,7 +3325,6 @@
         <w:tc>
           <w:tcPr>
             <w:tcW w:w="5331" w:type="dxa"/>
-            <w:shd w:val="clear" w:color="auto" w:fill="auto"/>
           </w:tcPr>
           <w:p>
             <w:pPr>
@@ -3380,7 +3424,6 @@
         <w:tc>
           <w:tcPr>
             <w:tcW w:w="5332" w:type="dxa"/>
-            <w:shd w:val="clear" w:color="auto" w:fill="auto"/>
           </w:tcPr>
           <w:p>
             <w:pPr>
@@ -3673,7 +3716,6 @@
         <w:tc>
           <w:tcPr>
             <w:tcW w:w="5331" w:type="dxa"/>
-            <w:shd w:val="clear" w:color="auto" w:fill="auto"/>
           </w:tcPr>
           <w:p>
             <w:pPr>
@@ -3773,7 +3815,6 @@
         <w:tc>
           <w:tcPr>
             <w:tcW w:w="5332" w:type="dxa"/>
-            <w:shd w:val="clear" w:color="auto" w:fill="auto"/>
           </w:tcPr>
           <w:p>
             <w:pPr>
@@ -4043,7 +4084,6 @@
         <w:tc>
           <w:tcPr>
             <w:tcW w:w="5331" w:type="dxa"/>
-            <w:shd w:val="clear" w:color="auto" w:fill="auto"/>
           </w:tcPr>
           <w:p>
             <w:pPr>
@@ -4143,7 +4183,6 @@
         <w:tc>
           <w:tcPr>
             <w:tcW w:w="5332" w:type="dxa"/>
-            <w:shd w:val="clear" w:color="auto" w:fill="auto"/>
           </w:tcPr>
           <w:p>
             <w:pPr>
@@ -4451,7 +4490,6 @@
         <w:tc>
           <w:tcPr>
             <w:tcW w:w="5331" w:type="dxa"/>
-            <w:shd w:val="clear" w:color="auto" w:fill="auto"/>
           </w:tcPr>
           <w:p>
             <w:pPr>
@@ -4557,7 +4595,6 @@
         <w:tc>
           <w:tcPr>
             <w:tcW w:w="5332" w:type="dxa"/>
-            <w:shd w:val="clear" w:color="auto" w:fill="auto"/>
           </w:tcPr>
           <w:p>
             <w:pPr>
@@ -4841,7 +4878,6 @@
         <w:tc>
           <w:tcPr>
             <w:tcW w:w="5331" w:type="dxa"/>
-            <w:shd w:val="clear" w:color="auto" w:fill="auto"/>
           </w:tcPr>
           <w:p>
             <w:pPr>
@@ -4951,7 +4987,6 @@
         <w:tc>
           <w:tcPr>
             <w:tcW w:w="5332" w:type="dxa"/>
-            <w:shd w:val="clear" w:color="auto" w:fill="auto"/>
           </w:tcPr>
           <w:p>
             <w:pPr>
@@ -5272,7 +5307,6 @@
         <w:tc>
           <w:tcPr>
             <w:tcW w:w="5331" w:type="dxa"/>
-            <w:shd w:val="clear" w:color="auto" w:fill="auto"/>
           </w:tcPr>
           <w:p>
             <w:pPr>
@@ -5378,7 +5412,6 @@
         <w:tc>
           <w:tcPr>
             <w:tcW w:w="5332" w:type="dxa"/>
-            <w:shd w:val="clear" w:color="auto" w:fill="auto"/>
           </w:tcPr>
           <w:p>
             <w:pPr>
@@ -5656,7 +5689,6 @@
         <w:tc>
           <w:tcPr>
             <w:tcW w:w="5331" w:type="dxa"/>
-            <w:shd w:val="clear" w:color="auto" w:fill="auto"/>
           </w:tcPr>
           <w:p>
             <w:pPr>
@@ -5756,7 +5788,6 @@
         <w:tc>
           <w:tcPr>
             <w:tcW w:w="5332" w:type="dxa"/>
-            <w:shd w:val="clear" w:color="auto" w:fill="auto"/>
           </w:tcPr>
           <w:p>
             <w:pPr>
@@ -5971,7 +6002,25 @@
           <w:bCs/>
           <w:highlight w:val="yellow"/>
         </w:rPr>
-        <w:t xml:space="preserve"> as well as the results of the visual inspection and Barcol Hardness testing, this vessel should be seen to be at the end of its useful service life. </w:t>
+        <w:t xml:space="preserve"> as well as the results of the visual inspection and </w:t>
+      </w:r>
+      <w:proofErr w:type="spellStart"/>
+      <w:r>
+        <w:rPr>
+          <w:rFonts w:asciiTheme="minorHAnsi" w:hAnsiTheme="minorHAnsi" w:cstheme="minorHAnsi"/>
+          <w:bCs/>
+          <w:highlight w:val="yellow"/>
+        </w:rPr>
+        <w:t>Barcol</w:t>
+      </w:r>
+      <w:proofErr w:type="spellEnd"/>
+      <w:r>
+        <w:rPr>
+          <w:rFonts w:asciiTheme="minorHAnsi" w:hAnsiTheme="minorHAnsi" w:cstheme="minorHAnsi"/>
+          <w:bCs/>
+          <w:highlight w:val="yellow"/>
+        </w:rPr>
+        <w:t xml:space="preserve"> Hardness testing, this vessel should be seen to be at the end of its useful service life. </w:t>
       </w:r>
     </w:p>
     <w:p>
@@ -5990,13 +6039,23 @@
           <w:highlight w:val="yellow"/>
         </w:rPr>
       </w:pPr>
+      <w:proofErr w:type="spellStart"/>
       <w:r>
         <w:rPr>
           <w:rFonts w:asciiTheme="minorHAnsi" w:hAnsiTheme="minorHAnsi" w:cstheme="minorHAnsi"/>
           <w:bCs/>
           <w:highlight w:val="yellow"/>
         </w:rPr>
-        <w:t>Barcol Hardness readings on the shell were 0, indicating that it is fully permeated and chemically attacked.  Further, without prior inspection data, it is impossible to know when the readings reached 0.</w:t>
+        <w:t>Barcol</w:t>
+      </w:r>
+      <w:proofErr w:type="spellEnd"/>
+      <w:r>
+        <w:rPr>
+          <w:rFonts w:asciiTheme="minorHAnsi" w:hAnsiTheme="minorHAnsi" w:cstheme="minorHAnsi"/>
+          <w:bCs/>
+          <w:highlight w:val="yellow"/>
+        </w:rPr>
+        <w:t xml:space="preserve"> Hardness readings on the shell were 0, indicating that it is fully permeated and chemically attacked.  Further, without prior inspection data, it is impossible to know when the readings reached 0.</w:t>
       </w:r>
     </w:p>
     <w:p>
@@ -6046,7 +6105,25 @@
           <w:bCs/>
           <w:highlight w:val="yellow"/>
         </w:rPr>
-        <w:t>Internal overlay delaminations and cracking in the bottom knuckle are also sources of permeation and avenues for fluid to reach the structural wall or outside of the vessel, not to mention stress concerns in the bottom knuckle due to cracking.</w:t>
+        <w:t xml:space="preserve">Internal overlay </w:t>
+      </w:r>
+      <w:proofErr w:type="spellStart"/>
+      <w:r>
+        <w:rPr>
+          <w:rFonts w:asciiTheme="minorHAnsi" w:hAnsiTheme="minorHAnsi" w:cstheme="minorHAnsi"/>
+          <w:bCs/>
+          <w:highlight w:val="yellow"/>
+        </w:rPr>
+        <w:t>delaminations</w:t>
+      </w:r>
+      <w:proofErr w:type="spellEnd"/>
+      <w:r>
+        <w:rPr>
+          <w:rFonts w:asciiTheme="minorHAnsi" w:hAnsiTheme="minorHAnsi" w:cstheme="minorHAnsi"/>
+          <w:bCs/>
+          <w:highlight w:val="yellow"/>
+        </w:rPr>
+        <w:t xml:space="preserve"> and cracking in the bottom knuckle are also sources of permeation and avenues for fluid to reach the structural wall or outside of the vessel, not to mention stress concerns in the bottom knuckle due to cracking.</w:t>
       </w:r>
     </w:p>
     <w:p>
@@ -6337,7 +6414,6 @@
         <w:dataBinding w:prefixMappings="xmlns:ns0='http://purl.org/dc/elements/1.1/' xmlns:ns1='http://schemas.openxmlformats.org/package/2006/metadata/core-properties' " w:xpath="/ns1:coreProperties[1]/ns0:creator[1]" w:storeItemID="{6C3C8BC8-F283-45AE-878A-BAB7291924A1}"/>
         <w:text/>
       </w:sdtPr>
-      <w:sdtEndPr/>
       <w:sdtContent>
         <w:p>
           <w:pPr>
@@ -6390,12 +6466,21 @@
           <w:szCs w:val="24"/>
         </w:rPr>
       </w:pPr>
+      <w:proofErr w:type="gramStart"/>
       <w:r>
         <w:rPr>
           <w:rFonts w:asciiTheme="minorHAnsi" w:hAnsiTheme="minorHAnsi" w:cs="Arial"/>
           <w:szCs w:val="24"/>
         </w:rPr>
-        <w:t xml:space="preserve">Phone #: </w:t>
+        <w:t>Phone #:</w:t>
+      </w:r>
+      <w:proofErr w:type="gramEnd"/>
+      <w:r>
+        <w:rPr>
+          <w:rFonts w:asciiTheme="minorHAnsi" w:hAnsiTheme="minorHAnsi" w:cs="Arial"/>
+          <w:szCs w:val="24"/>
+        </w:rPr>
+        <w:t xml:space="preserve"> </w:t>
       </w:r>
       <w:r>
         <w:rPr>
@@ -6482,7 +6567,7 @@
 </file>
 
 <file path=word/endnotes.xml><?xml version="1.0" encoding="utf-8"?>
-<w:endnotes xmlns:wpc="http://schemas.microsoft.com/office/word/2010/wordprocessingCanvas" xmlns:cx="http://schemas.microsoft.com/office/drawing/2014/chartex" xmlns:cx1="http://schemas.microsoft.com/office/drawing/2015/9/8/chartex" xmlns:cx2="http://schemas.microsoft.com/office/drawing/2015/10/21/chartex" xmlns:cx3="http://schemas.microsoft.com/office/drawing/2016/5/9/chartex" xmlns:cx4="http://schemas.microsoft.com/office/drawing/2016/5/10/chartex" xmlns:cx5="http://schemas.microsoft.com/office/drawing/2016/5/11/chartex" xmlns:cx6="http://schemas.microsoft.com/office/drawing/2016/5/12/chartex" xmlns:cx7="http://schemas.microsoft.com/office/drawing/2016/5/13/chartex" xmlns:cx8="http://schemas.microsoft.com/office/drawing/2016/5/14/chartex" xmlns:mc="http://schemas.openxmlformats.org/markup-compatibility/2006" xmlns:aink="http://schemas.microsoft.com/office/drawing/2016/ink" xmlns:am3d="http://schemas.microsoft.com/office/drawing/2017/model3d" xmlns:o="urn:schemas-microsoft-com:office:office" xmlns:oel="http://schemas.microsoft.com/office/2019/extlst" xmlns:r="http://schemas.openxmlformats.org/officeDocument/2006/relationships" xmlns:m="http://schemas.openxmlformats.org/officeDocument/2006/math" xmlns:v="urn:schemas-microsoft-com:vml" xmlns:wp14="http://schemas.microsoft.com/office/word/2010/wordprocessingDrawing" xmlns:wp="http://schemas.openxmlformats.org/drawingml/2006/wordprocessingDrawing" xmlns:w10="urn:schemas-microsoft-com:office:word" xmlns:w="http://schemas.openxmlformats.org/wordprocessingml/2006/main" xmlns:w14="http://schemas.microsoft.com/office/word/2010/wordml" xmlns:w15="http://schemas.microsoft.com/office/word/2012/wordml" xmlns:w16cex="http://schemas.microsoft.com/office/word/2018/wordml/cex" xmlns:w16cid="http://schemas.microsoft.com/office/word/2016/wordml/cid" xmlns:w16="http://schemas.microsoft.com/office/word/2018/wordml" xmlns:w16du="http://schemas.microsoft.com/office/word/2023/wordml/word16du" xmlns:w16sdtdh="http://schemas.microsoft.com/office/word/2020/wordml/sdtdatahash" xmlns:w16se="http://schemas.microsoft.com/office/word/2015/wordml/symex" xmlns:wpg="http://schemas.microsoft.com/office/word/2010/wordprocessingGroup" xmlns:wpi="http://schemas.microsoft.com/office/word/2010/wordprocessingInk" xmlns:wne="http://schemas.microsoft.com/office/word/2006/wordml" xmlns:wps="http://schemas.microsoft.com/office/word/2010/wordprocessingShape" mc:Ignorable="w14 w15 w16se w16cid w16 w16cex w16sdtdh w16du wp14">
+<w:endnotes xmlns:wpc="http://schemas.microsoft.com/office/word/2010/wordprocessingCanvas" xmlns:cx="http://schemas.microsoft.com/office/drawing/2014/chartex" xmlns:cx1="http://schemas.microsoft.com/office/drawing/2015/9/8/chartex" xmlns:cx2="http://schemas.microsoft.com/office/drawing/2015/10/21/chartex" xmlns:cx3="http://schemas.microsoft.com/office/drawing/2016/5/9/chartex" xmlns:cx4="http://schemas.microsoft.com/office/drawing/2016/5/10/chartex" xmlns:cx5="http://schemas.microsoft.com/office/drawing/2016/5/11/chartex" xmlns:cx6="http://schemas.microsoft.com/office/drawing/2016/5/12/chartex" xmlns:cx7="http://schemas.microsoft.com/office/drawing/2016/5/13/chartex" xmlns:cx8="http://schemas.microsoft.com/office/drawing/2016/5/14/chartex" xmlns:mc="http://schemas.openxmlformats.org/markup-compatibility/2006" xmlns:aink="http://schemas.microsoft.com/office/drawing/2016/ink" xmlns:am3d="http://schemas.microsoft.com/office/drawing/2017/model3d" xmlns:o="urn:schemas-microsoft-com:office:office" xmlns:oel="http://schemas.microsoft.com/office/2019/extlst" xmlns:r="http://schemas.openxmlformats.org/officeDocument/2006/relationships" xmlns:m="http://schemas.openxmlformats.org/officeDocument/2006/math" xmlns:v="urn:schemas-microsoft-com:vml" xmlns:wp14="http://schemas.microsoft.com/office/word/2010/wordprocessingDrawing" xmlns:wp="http://schemas.openxmlformats.org/drawingml/2006/wordprocessingDrawing" xmlns:w10="urn:schemas-microsoft-com:office:word" xmlns:w="http://schemas.openxmlformats.org/wordprocessingml/2006/main" xmlns:w14="http://schemas.microsoft.com/office/word/2010/wordml" xmlns:w15="http://schemas.microsoft.com/office/word/2012/wordml" xmlns:w16cex="http://schemas.microsoft.com/office/word/2018/wordml/cex" xmlns:w16cid="http://schemas.microsoft.com/office/word/2016/wordml/cid" xmlns:w16="http://schemas.microsoft.com/office/word/2018/wordml" xmlns:w16du="http://schemas.microsoft.com/office/word/2023/wordml/word16du" xmlns:w16sdtdh="http://schemas.microsoft.com/office/word/2020/wordml/sdtdatahash" xmlns:w16sdtfl="http://schemas.microsoft.com/office/word/2024/wordml/sdtformatlock" xmlns:w16se="http://schemas.microsoft.com/office/word/2015/wordml/symex" xmlns:wpg="http://schemas.microsoft.com/office/word/2010/wordprocessingGroup" xmlns:wpi="http://schemas.microsoft.com/office/word/2010/wordprocessingInk" xmlns:wne="http://schemas.microsoft.com/office/word/2006/wordml" xmlns:wps="http://schemas.microsoft.com/office/word/2010/wordprocessingShape" mc:Ignorable="w14 w15 w16se w16cid w16 w16cex w16sdtdh w16sdtfl w16du wp14">
   <w:endnote w:type="separator" w:id="-1">
     <w:p>
       <w:r>
@@ -6501,7 +6586,7 @@
 </file>
 
 <file path=word/footer1.xml><?xml version="1.0" encoding="utf-8"?>
-<w:ftr xmlns:wpc="http://schemas.microsoft.com/office/word/2010/wordprocessingCanvas" xmlns:cx="http://schemas.microsoft.com/office/drawing/2014/chartex" xmlns:cx1="http://schemas.microsoft.com/office/drawing/2015/9/8/chartex" xmlns:cx2="http://schemas.microsoft.com/office/drawing/2015/10/21/chartex" xmlns:cx3="http://schemas.microsoft.com/office/drawing/2016/5/9/chartex" xmlns:cx4="http://schemas.microsoft.com/office/drawing/2016/5/10/chartex" xmlns:cx5="http://schemas.microsoft.com/office/drawing/2016/5/11/chartex" xmlns:cx6="http://schemas.microsoft.com/office/drawing/2016/5/12/chartex" xmlns:cx7="http://schemas.microsoft.com/office/drawing/2016/5/13/chartex" xmlns:cx8="http://schemas.microsoft.com/office/drawing/2016/5/14/chartex" xmlns:mc="http://schemas.openxmlformats.org/markup-compatibility/2006" xmlns:aink="http://schemas.microsoft.com/office/drawing/2016/ink" xmlns:am3d="http://schemas.microsoft.com/office/drawing/2017/model3d" xmlns:o="urn:schemas-microsoft-com:office:office" xmlns:oel="http://schemas.microsoft.com/office/2019/extlst" xmlns:r="http://schemas.openxmlformats.org/officeDocument/2006/relationships" xmlns:m="http://schemas.openxmlformats.org/officeDocument/2006/math" xmlns:v="urn:schemas-microsoft-com:vml" xmlns:wp14="http://schemas.microsoft.com/office/word/2010/wordprocessingDrawing" xmlns:wp="http://schemas.openxmlformats.org/drawingml/2006/wordprocessingDrawing" xmlns:w10="urn:schemas-microsoft-com:office:word" xmlns:w="http://schemas.openxmlformats.org/wordprocessingml/2006/main" xmlns:w14="http://schemas.microsoft.com/office/word/2010/wordml" xmlns:w15="http://schemas.microsoft.com/office/word/2012/wordml" xmlns:w16cex="http://schemas.microsoft.com/office/word/2018/wordml/cex" xmlns:w16cid="http://schemas.microsoft.com/office/word/2016/wordml/cid" xmlns:w16="http://schemas.microsoft.com/office/word/2018/wordml" xmlns:w16du="http://schemas.microsoft.com/office/word/2023/wordml/word16du" xmlns:w16sdtdh="http://schemas.microsoft.com/office/word/2020/wordml/sdtdatahash" xmlns:w16se="http://schemas.microsoft.com/office/word/2015/wordml/symex" xmlns:wpg="http://schemas.microsoft.com/office/word/2010/wordprocessingGroup" xmlns:wpi="http://schemas.microsoft.com/office/word/2010/wordprocessingInk" xmlns:wne="http://schemas.microsoft.com/office/word/2006/wordml" xmlns:wps="http://schemas.microsoft.com/office/word/2010/wordprocessingShape" mc:Ignorable="w14 w15 w16se w16cid w16 w16cex w16sdtdh w16du wp14">
+<w:ftr xmlns:wpc="http://schemas.microsoft.com/office/word/2010/wordprocessingCanvas" xmlns:cx="http://schemas.microsoft.com/office/drawing/2014/chartex" xmlns:cx1="http://schemas.microsoft.com/office/drawing/2015/9/8/chartex" xmlns:cx2="http://schemas.microsoft.com/office/drawing/2015/10/21/chartex" xmlns:cx3="http://schemas.microsoft.com/office/drawing/2016/5/9/chartex" xmlns:cx4="http://schemas.microsoft.com/office/drawing/2016/5/10/chartex" xmlns:cx5="http://schemas.microsoft.com/office/drawing/2016/5/11/chartex" xmlns:cx6="http://schemas.microsoft.com/office/drawing/2016/5/12/chartex" xmlns:cx7="http://schemas.microsoft.com/office/drawing/2016/5/13/chartex" xmlns:cx8="http://schemas.microsoft.com/office/drawing/2016/5/14/chartex" xmlns:mc="http://schemas.openxmlformats.org/markup-compatibility/2006" xmlns:aink="http://schemas.microsoft.com/office/drawing/2016/ink" xmlns:am3d="http://schemas.microsoft.com/office/drawing/2017/model3d" xmlns:o="urn:schemas-microsoft-com:office:office" xmlns:oel="http://schemas.microsoft.com/office/2019/extlst" xmlns:r="http://schemas.openxmlformats.org/officeDocument/2006/relationships" xmlns:m="http://schemas.openxmlformats.org/officeDocument/2006/math" xmlns:v="urn:schemas-microsoft-com:vml" xmlns:wp14="http://schemas.microsoft.com/office/word/2010/wordprocessingDrawing" xmlns:wp="http://schemas.openxmlformats.org/drawingml/2006/wordprocessingDrawing" xmlns:w10="urn:schemas-microsoft-com:office:word" xmlns:w="http://schemas.openxmlformats.org/wordprocessingml/2006/main" xmlns:w14="http://schemas.microsoft.com/office/word/2010/wordml" xmlns:w15="http://schemas.microsoft.com/office/word/2012/wordml" xmlns:w16cex="http://schemas.microsoft.com/office/word/2018/wordml/cex" xmlns:w16cid="http://schemas.microsoft.com/office/word/2016/wordml/cid" xmlns:w16="http://schemas.microsoft.com/office/word/2018/wordml" xmlns:w16du="http://schemas.microsoft.com/office/word/2023/wordml/word16du" xmlns:w16sdtdh="http://schemas.microsoft.com/office/word/2020/wordml/sdtdatahash" xmlns:w16sdtfl="http://schemas.microsoft.com/office/word/2024/wordml/sdtformatlock" xmlns:w16se="http://schemas.microsoft.com/office/word/2015/wordml/symex" xmlns:wpg="http://schemas.microsoft.com/office/word/2010/wordprocessingGroup" xmlns:wpi="http://schemas.microsoft.com/office/word/2010/wordprocessingInk" xmlns:wne="http://schemas.microsoft.com/office/word/2006/wordml" xmlns:wps="http://schemas.microsoft.com/office/word/2010/wordprocessingShape" mc:Ignorable="w14 w15 w16se w16cid w16 w16cex w16sdtdh w16sdtfl w16du wp14">
   <w:p>
     <w:pPr>
       <w:tabs>
@@ -6732,7 +6817,7 @@
 </file>
 
 <file path=word/footer2.xml><?xml version="1.0" encoding="utf-8"?>
-<w:ftr xmlns:wpc="http://schemas.microsoft.com/office/word/2010/wordprocessingCanvas" xmlns:cx="http://schemas.microsoft.com/office/drawing/2014/chartex" xmlns:cx1="http://schemas.microsoft.com/office/drawing/2015/9/8/chartex" xmlns:cx2="http://schemas.microsoft.com/office/drawing/2015/10/21/chartex" xmlns:cx3="http://schemas.microsoft.com/office/drawing/2016/5/9/chartex" xmlns:cx4="http://schemas.microsoft.com/office/drawing/2016/5/10/chartex" xmlns:cx5="http://schemas.microsoft.com/office/drawing/2016/5/11/chartex" xmlns:cx6="http://schemas.microsoft.com/office/drawing/2016/5/12/chartex" xmlns:cx7="http://schemas.microsoft.com/office/drawing/2016/5/13/chartex" xmlns:cx8="http://schemas.microsoft.com/office/drawing/2016/5/14/chartex" xmlns:mc="http://schemas.openxmlformats.org/markup-compatibility/2006" xmlns:aink="http://schemas.microsoft.com/office/drawing/2016/ink" xmlns:am3d="http://schemas.microsoft.com/office/drawing/2017/model3d" xmlns:o="urn:schemas-microsoft-com:office:office" xmlns:oel="http://schemas.microsoft.com/office/2019/extlst" xmlns:r="http://schemas.openxmlformats.org/officeDocument/2006/relationships" xmlns:m="http://schemas.openxmlformats.org/officeDocument/2006/math" xmlns:v="urn:schemas-microsoft-com:vml" xmlns:wp14="http://schemas.microsoft.com/office/word/2010/wordprocessingDrawing" xmlns:wp="http://schemas.openxmlformats.org/drawingml/2006/wordprocessingDrawing" xmlns:w10="urn:schemas-microsoft-com:office:word" xmlns:w="http://schemas.openxmlformats.org/wordprocessingml/2006/main" xmlns:w14="http://schemas.microsoft.com/office/word/2010/wordml" xmlns:w15="http://schemas.microsoft.com/office/word/2012/wordml" xmlns:w16cex="http://schemas.microsoft.com/office/word/2018/wordml/cex" xmlns:w16cid="http://schemas.microsoft.com/office/word/2016/wordml/cid" xmlns:w16="http://schemas.microsoft.com/office/word/2018/wordml" xmlns:w16du="http://schemas.microsoft.com/office/word/2023/wordml/word16du" xmlns:w16sdtdh="http://schemas.microsoft.com/office/word/2020/wordml/sdtdatahash" xmlns:w16se="http://schemas.microsoft.com/office/word/2015/wordml/symex" xmlns:wpg="http://schemas.microsoft.com/office/word/2010/wordprocessingGroup" xmlns:wpi="http://schemas.microsoft.com/office/word/2010/wordprocessingInk" xmlns:wne="http://schemas.microsoft.com/office/word/2006/wordml" xmlns:wps="http://schemas.microsoft.com/office/word/2010/wordprocessingShape" mc:Ignorable="w14 w15 w16se w16cid w16 w16cex w16sdtdh w16du wp14">
+<w:ftr xmlns:wpc="http://schemas.microsoft.com/office/word/2010/wordprocessingCanvas" xmlns:cx="http://schemas.microsoft.com/office/drawing/2014/chartex" xmlns:cx1="http://schemas.microsoft.com/office/drawing/2015/9/8/chartex" xmlns:cx2="http://schemas.microsoft.com/office/drawing/2015/10/21/chartex" xmlns:cx3="http://schemas.microsoft.com/office/drawing/2016/5/9/chartex" xmlns:cx4="http://schemas.microsoft.com/office/drawing/2016/5/10/chartex" xmlns:cx5="http://schemas.microsoft.com/office/drawing/2016/5/11/chartex" xmlns:cx6="http://schemas.microsoft.com/office/drawing/2016/5/12/chartex" xmlns:cx7="http://schemas.microsoft.com/office/drawing/2016/5/13/chartex" xmlns:cx8="http://schemas.microsoft.com/office/drawing/2016/5/14/chartex" xmlns:mc="http://schemas.openxmlformats.org/markup-compatibility/2006" xmlns:aink="http://schemas.microsoft.com/office/drawing/2016/ink" xmlns:am3d="http://schemas.microsoft.com/office/drawing/2017/model3d" xmlns:o="urn:schemas-microsoft-com:office:office" xmlns:oel="http://schemas.microsoft.com/office/2019/extlst" xmlns:r="http://schemas.openxmlformats.org/officeDocument/2006/relationships" xmlns:m="http://schemas.openxmlformats.org/officeDocument/2006/math" xmlns:v="urn:schemas-microsoft-com:vml" xmlns:wp14="http://schemas.microsoft.com/office/word/2010/wordprocessingDrawing" xmlns:wp="http://schemas.openxmlformats.org/drawingml/2006/wordprocessingDrawing" xmlns:w10="urn:schemas-microsoft-com:office:word" xmlns:w="http://schemas.openxmlformats.org/wordprocessingml/2006/main" xmlns:w14="http://schemas.microsoft.com/office/word/2010/wordml" xmlns:w15="http://schemas.microsoft.com/office/word/2012/wordml" xmlns:w16cex="http://schemas.microsoft.com/office/word/2018/wordml/cex" xmlns:w16cid="http://schemas.microsoft.com/office/word/2016/wordml/cid" xmlns:w16="http://schemas.microsoft.com/office/word/2018/wordml" xmlns:w16du="http://schemas.microsoft.com/office/word/2023/wordml/word16du" xmlns:w16sdtdh="http://schemas.microsoft.com/office/word/2020/wordml/sdtdatahash" xmlns:w16sdtfl="http://schemas.microsoft.com/office/word/2024/wordml/sdtformatlock" xmlns:w16se="http://schemas.microsoft.com/office/word/2015/wordml/symex" xmlns:wpg="http://schemas.microsoft.com/office/word/2010/wordprocessingGroup" xmlns:wpi="http://schemas.microsoft.com/office/word/2010/wordprocessingInk" xmlns:wne="http://schemas.microsoft.com/office/word/2006/wordml" xmlns:wps="http://schemas.microsoft.com/office/word/2010/wordprocessingShape" mc:Ignorable="w14 w15 w16se w16cid w16 w16cex w16sdtdh w16sdtfl w16du wp14">
   <w:p>
     <w:pPr>
       <w:tabs>
@@ -6974,7 +7059,7 @@
 </file>
 
 <file path=word/footnotes.xml><?xml version="1.0" encoding="utf-8"?>
-<w:footnotes xmlns:wpc="http://schemas.microsoft.com/office/word/2010/wordprocessingCanvas" xmlns:cx="http://schemas.microsoft.com/office/drawing/2014/chartex" xmlns:cx1="http://schemas.microsoft.com/office/drawing/2015/9/8/chartex" xmlns:cx2="http://schemas.microsoft.com/office/drawing/2015/10/21/chartex" xmlns:cx3="http://schemas.microsoft.com/office/drawing/2016/5/9/chartex" xmlns:cx4="http://schemas.microsoft.com/office/drawing/2016/5/10/chartex" xmlns:cx5="http://schemas.microsoft.com/office/drawing/2016/5/11/chartex" xmlns:cx6="http://schemas.microsoft.com/office/drawing/2016/5/12/chartex" xmlns:cx7="http://schemas.microsoft.com/office/drawing/2016/5/13/chartex" xmlns:cx8="http://schemas.microsoft.com/office/drawing/2016/5/14/chartex" xmlns:mc="http://schemas.openxmlformats.org/markup-compatibility/2006" xmlns:aink="http://schemas.microsoft.com/office/drawing/2016/ink" xmlns:am3d="http://schemas.microsoft.com/office/drawing/2017/model3d" xmlns:o="urn:schemas-microsoft-com:office:office" xmlns:oel="http://schemas.microsoft.com/office/2019/extlst" xmlns:r="http://schemas.openxmlformats.org/officeDocument/2006/relationships" xmlns:m="http://schemas.openxmlformats.org/officeDocument/2006/math" xmlns:v="urn:schemas-microsoft-com:vml" xmlns:wp14="http://schemas.microsoft.com/office/word/2010/wordprocessingDrawing" xmlns:wp="http://schemas.openxmlformats.org/drawingml/2006/wordprocessingDrawing" xmlns:w10="urn:schemas-microsoft-com:office:word" xmlns:w="http://schemas.openxmlformats.org/wordprocessingml/2006/main" xmlns:w14="http://schemas.microsoft.com/office/word/2010/wordml" xmlns:w15="http://schemas.microsoft.com/office/word/2012/wordml" xmlns:w16cex="http://schemas.microsoft.com/office/word/2018/wordml/cex" xmlns:w16cid="http://schemas.microsoft.com/office/word/2016/wordml/cid" xmlns:w16="http://schemas.microsoft.com/office/word/2018/wordml" xmlns:w16du="http://schemas.microsoft.com/office/word/2023/wordml/word16du" xmlns:w16sdtdh="http://schemas.microsoft.com/office/word/2020/wordml/sdtdatahash" xmlns:w16se="http://schemas.microsoft.com/office/word/2015/wordml/symex" xmlns:wpg="http://schemas.microsoft.com/office/word/2010/wordprocessingGroup" xmlns:wpi="http://schemas.microsoft.com/office/word/2010/wordprocessingInk" xmlns:wne="http://schemas.microsoft.com/office/word/2006/wordml" xmlns:wps="http://schemas.microsoft.com/office/word/2010/wordprocessingShape" mc:Ignorable="w14 w15 w16se w16cid w16 w16cex w16sdtdh w16du wp14">
+<w:footnotes xmlns:wpc="http://schemas.microsoft.com/office/word/2010/wordprocessingCanvas" xmlns:cx="http://schemas.microsoft.com/office/drawing/2014/chartex" xmlns:cx1="http://schemas.microsoft.com/office/drawing/2015/9/8/chartex" xmlns:cx2="http://schemas.microsoft.com/office/drawing/2015/10/21/chartex" xmlns:cx3="http://schemas.microsoft.com/office/drawing/2016/5/9/chartex" xmlns:cx4="http://schemas.microsoft.com/office/drawing/2016/5/10/chartex" xmlns:cx5="http://schemas.microsoft.com/office/drawing/2016/5/11/chartex" xmlns:cx6="http://schemas.microsoft.com/office/drawing/2016/5/12/chartex" xmlns:cx7="http://schemas.microsoft.com/office/drawing/2016/5/13/chartex" xmlns:cx8="http://schemas.microsoft.com/office/drawing/2016/5/14/chartex" xmlns:mc="http://schemas.openxmlformats.org/markup-compatibility/2006" xmlns:aink="http://schemas.microsoft.com/office/drawing/2016/ink" xmlns:am3d="http://schemas.microsoft.com/office/drawing/2017/model3d" xmlns:o="urn:schemas-microsoft-com:office:office" xmlns:oel="http://schemas.microsoft.com/office/2019/extlst" xmlns:r="http://schemas.openxmlformats.org/officeDocument/2006/relationships" xmlns:m="http://schemas.openxmlformats.org/officeDocument/2006/math" xmlns:v="urn:schemas-microsoft-com:vml" xmlns:wp14="http://schemas.microsoft.com/office/word/2010/wordprocessingDrawing" xmlns:wp="http://schemas.openxmlformats.org/drawingml/2006/wordprocessingDrawing" xmlns:w10="urn:schemas-microsoft-com:office:word" xmlns:w="http://schemas.openxmlformats.org/wordprocessingml/2006/main" xmlns:w14="http://schemas.microsoft.com/office/word/2010/wordml" xmlns:w15="http://schemas.microsoft.com/office/word/2012/wordml" xmlns:w16cex="http://schemas.microsoft.com/office/word/2018/wordml/cex" xmlns:w16cid="http://schemas.microsoft.com/office/word/2016/wordml/cid" xmlns:w16="http://schemas.microsoft.com/office/word/2018/wordml" xmlns:w16du="http://schemas.microsoft.com/office/word/2023/wordml/word16du" xmlns:w16sdtdh="http://schemas.microsoft.com/office/word/2020/wordml/sdtdatahash" xmlns:w16sdtfl="http://schemas.microsoft.com/office/word/2024/wordml/sdtformatlock" xmlns:w16se="http://schemas.microsoft.com/office/word/2015/wordml/symex" xmlns:wpg="http://schemas.microsoft.com/office/word/2010/wordprocessingGroup" xmlns:wpi="http://schemas.microsoft.com/office/word/2010/wordprocessingInk" xmlns:wne="http://schemas.microsoft.com/office/word/2006/wordml" xmlns:wps="http://schemas.microsoft.com/office/word/2010/wordprocessingShape" mc:Ignorable="w14 w15 w16se w16cid w16 w16cex w16sdtdh w16sdtfl w16du wp14">
   <w:footnote w:type="separator" w:id="-1">
     <w:p>
       <w:r>
@@ -6993,7 +7078,7 @@
 </file>
 
 <file path=word/header1.xml><?xml version="1.0" encoding="utf-8"?>
-<w:hdr xmlns:wpc="http://schemas.microsoft.com/office/word/2010/wordprocessingCanvas" xmlns:cx="http://schemas.microsoft.com/office/drawing/2014/chartex" xmlns:cx1="http://schemas.microsoft.com/office/drawing/2015/9/8/chartex" xmlns:cx2="http://schemas.microsoft.com/office/drawing/2015/10/21/chartex" xmlns:cx3="http://schemas.microsoft.com/office/drawing/2016/5/9/chartex" xmlns:cx4="http://schemas.microsoft.com/office/drawing/2016/5/10/chartex" xmlns:cx5="http://schemas.microsoft.com/office/drawing/2016/5/11/chartex" xmlns:cx6="http://schemas.microsoft.com/office/drawing/2016/5/12/chartex" xmlns:cx7="http://schemas.microsoft.com/office/drawing/2016/5/13/chartex" xmlns:cx8="http://schemas.microsoft.com/office/drawing/2016/5/14/chartex" xmlns:mc="http://schemas.openxmlformats.org/markup-compatibility/2006" xmlns:aink="http://schemas.microsoft.com/office/drawing/2016/ink" xmlns:am3d="http://schemas.microsoft.com/office/drawing/2017/model3d" xmlns:o="urn:schemas-microsoft-com:office:office" xmlns:oel="http://schemas.microsoft.com/office/2019/extlst" xmlns:r="http://schemas.openxmlformats.org/officeDocument/2006/relationships" xmlns:m="http://schemas.openxmlformats.org/officeDocument/2006/math" xmlns:v="urn:schemas-microsoft-com:vml" xmlns:wp14="http://schemas.microsoft.com/office/word/2010/wordprocessingDrawing" xmlns:wp="http://schemas.openxmlformats.org/drawingml/2006/wordprocessingDrawing" xmlns:w10="urn:schemas-microsoft-com:office:word" xmlns:w="http://schemas.openxmlformats.org/wordprocessingml/2006/main" xmlns:w14="http://schemas.microsoft.com/office/word/2010/wordml" xmlns:w15="http://schemas.microsoft.com/office/word/2012/wordml" xmlns:w16cex="http://schemas.microsoft.com/office/word/2018/wordml/cex" xmlns:w16cid="http://schemas.microsoft.com/office/word/2016/wordml/cid" xmlns:w16="http://schemas.microsoft.com/office/word/2018/wordml" xmlns:w16du="http://schemas.microsoft.com/office/word/2023/wordml/word16du" xmlns:w16sdtdh="http://schemas.microsoft.com/office/word/2020/wordml/sdtdatahash" xmlns:w16se="http://schemas.microsoft.com/office/word/2015/wordml/symex" xmlns:wpg="http://schemas.microsoft.com/office/word/2010/wordprocessingGroup" xmlns:wpi="http://schemas.microsoft.com/office/word/2010/wordprocessingInk" xmlns:wne="http://schemas.microsoft.com/office/word/2006/wordml" xmlns:wps="http://schemas.microsoft.com/office/word/2010/wordprocessingShape" mc:Ignorable="w14 w15 w16se w16cid w16 w16cex w16sdtdh w16du wp14">
+<w:hdr xmlns:wpc="http://schemas.microsoft.com/office/word/2010/wordprocessingCanvas" xmlns:cx="http://schemas.microsoft.com/office/drawing/2014/chartex" xmlns:cx1="http://schemas.microsoft.com/office/drawing/2015/9/8/chartex" xmlns:cx2="http://schemas.microsoft.com/office/drawing/2015/10/21/chartex" xmlns:cx3="http://schemas.microsoft.com/office/drawing/2016/5/9/chartex" xmlns:cx4="http://schemas.microsoft.com/office/drawing/2016/5/10/chartex" xmlns:cx5="http://schemas.microsoft.com/office/drawing/2016/5/11/chartex" xmlns:cx6="http://schemas.microsoft.com/office/drawing/2016/5/12/chartex" xmlns:cx7="http://schemas.microsoft.com/office/drawing/2016/5/13/chartex" xmlns:cx8="http://schemas.microsoft.com/office/drawing/2016/5/14/chartex" xmlns:mc="http://schemas.openxmlformats.org/markup-compatibility/2006" xmlns:aink="http://schemas.microsoft.com/office/drawing/2016/ink" xmlns:am3d="http://schemas.microsoft.com/office/drawing/2017/model3d" xmlns:o="urn:schemas-microsoft-com:office:office" xmlns:oel="http://schemas.microsoft.com/office/2019/extlst" xmlns:r="http://schemas.openxmlformats.org/officeDocument/2006/relationships" xmlns:m="http://schemas.openxmlformats.org/officeDocument/2006/math" xmlns:v="urn:schemas-microsoft-com:vml" xmlns:wp14="http://schemas.microsoft.com/office/word/2010/wordprocessingDrawing" xmlns:wp="http://schemas.openxmlformats.org/drawingml/2006/wordprocessingDrawing" xmlns:w10="urn:schemas-microsoft-com:office:word" xmlns:w="http://schemas.openxmlformats.org/wordprocessingml/2006/main" xmlns:w14="http://schemas.microsoft.com/office/word/2010/wordml" xmlns:w15="http://schemas.microsoft.com/office/word/2012/wordml" xmlns:w16cex="http://schemas.microsoft.com/office/word/2018/wordml/cex" xmlns:w16cid="http://schemas.microsoft.com/office/word/2016/wordml/cid" xmlns:w16="http://schemas.microsoft.com/office/word/2018/wordml" xmlns:w16du="http://schemas.microsoft.com/office/word/2023/wordml/word16du" xmlns:w16sdtdh="http://schemas.microsoft.com/office/word/2020/wordml/sdtdatahash" xmlns:w16sdtfl="http://schemas.microsoft.com/office/word/2024/wordml/sdtformatlock" xmlns:w16se="http://schemas.microsoft.com/office/word/2015/wordml/symex" xmlns:wpg="http://schemas.microsoft.com/office/word/2010/wordprocessingGroup" xmlns:wpi="http://schemas.microsoft.com/office/word/2010/wordprocessingInk" xmlns:wne="http://schemas.microsoft.com/office/word/2006/wordml" xmlns:wps="http://schemas.microsoft.com/office/word/2010/wordprocessingShape" mc:Ignorable="w14 w15 w16se w16cid w16 w16cex w16sdtdh w16sdtfl w16du wp14">
   <w:p>
     <w:pPr>
       <w:pStyle w:val="Header"/>
@@ -7026,11 +7111,6 @@
         <w:dataBinding w:prefixMappings="xmlns:ns0='http://purl.org/dc/elements/1.1/' xmlns:ns1='http://schemas.openxmlformats.org/package/2006/metadata/core-properties' " w:xpath="/ns1:coreProperties[1]/ns0:title[1]" w:storeItemID="{6C3C8BC8-F283-45AE-878A-BAB7291924A1}"/>
         <w:text/>
       </w:sdtPr>
-      <w:sdtEndPr>
-        <w:rPr>
-          <w:rStyle w:val="PageNumber"/>
-        </w:rPr>
-      </w:sdtEndPr>
       <w:sdtContent>
         <w:r>
           <w:rPr>
@@ -7160,7 +7240,6 @@
         <w:dataBinding w:prefixMappings="xmlns:ns0='http://purl.org/dc/elements/1.1/' xmlns:ns1='http://schemas.openxmlformats.org/package/2006/metadata/core-properties' " w:xpath="/ns1:coreProperties[1]/ns0:subject[1]" w:storeItemID="{6C3C8BC8-F283-45AE-878A-BAB7291924A1}"/>
         <w:text/>
       </w:sdtPr>
-      <w:sdtEndPr/>
       <w:sdtContent>
         <w:r>
           <w:rPr>
@@ -7212,7 +7291,6 @@
         <w:dataBinding w:prefixMappings="xmlns:ns0='http://purl.org/dc/elements/1.1/' xmlns:ns1='http://schemas.openxmlformats.org/package/2006/metadata/core-properties' " w:xpath="/ns1:coreProperties[1]/ns1:keywords[1]" w:storeItemID="{6C3C8BC8-F283-45AE-878A-BAB7291924A1}"/>
         <w:text/>
       </w:sdtPr>
-      <w:sdtEndPr/>
       <w:sdtContent>
         <w:r>
           <w:rPr>
@@ -7229,7 +7307,7 @@
 </file>
 
 <file path=word/header2.xml><?xml version="1.0" encoding="utf-8"?>
-<w:hdr xmlns:wpc="http://schemas.microsoft.com/office/word/2010/wordprocessingCanvas" xmlns:cx="http://schemas.microsoft.com/office/drawing/2014/chartex" xmlns:cx1="http://schemas.microsoft.com/office/drawing/2015/9/8/chartex" xmlns:cx2="http://schemas.microsoft.com/office/drawing/2015/10/21/chartex" xmlns:cx3="http://schemas.microsoft.com/office/drawing/2016/5/9/chartex" xmlns:cx4="http://schemas.microsoft.com/office/drawing/2016/5/10/chartex" xmlns:cx5="http://schemas.microsoft.com/office/drawing/2016/5/11/chartex" xmlns:cx6="http://schemas.microsoft.com/office/drawing/2016/5/12/chartex" xmlns:cx7="http://schemas.microsoft.com/office/drawing/2016/5/13/chartex" xmlns:cx8="http://schemas.microsoft.com/office/drawing/2016/5/14/chartex" xmlns:mc="http://schemas.openxmlformats.org/markup-compatibility/2006" xmlns:aink="http://schemas.microsoft.com/office/drawing/2016/ink" xmlns:am3d="http://schemas.microsoft.com/office/drawing/2017/model3d" xmlns:o="urn:schemas-microsoft-com:office:office" xmlns:oel="http://schemas.microsoft.com/office/2019/extlst" xmlns:r="http://schemas.openxmlformats.org/officeDocument/2006/relationships" xmlns:m="http://schemas.openxmlformats.org/officeDocument/2006/math" xmlns:v="urn:schemas-microsoft-com:vml" xmlns:wp14="http://schemas.microsoft.com/office/word/2010/wordprocessingDrawing" xmlns:wp="http://schemas.openxmlformats.org/drawingml/2006/wordprocessingDrawing" xmlns:w10="urn:schemas-microsoft-com:office:word" xmlns:w="http://schemas.openxmlformats.org/wordprocessingml/2006/main" xmlns:w14="http://schemas.microsoft.com/office/word/2010/wordml" xmlns:w15="http://schemas.microsoft.com/office/word/2012/wordml" xmlns:w16cex="http://schemas.microsoft.com/office/word/2018/wordml/cex" xmlns:w16cid="http://schemas.microsoft.com/office/word/2016/wordml/cid" xmlns:w16="http://schemas.microsoft.com/office/word/2018/wordml" xmlns:w16du="http://schemas.microsoft.com/office/word/2023/wordml/word16du" xmlns:w16sdtdh="http://schemas.microsoft.com/office/word/2020/wordml/sdtdatahash" xmlns:w16se="http://schemas.microsoft.com/office/word/2015/wordml/symex" xmlns:wpg="http://schemas.microsoft.com/office/word/2010/wordprocessingGroup" xmlns:wpi="http://schemas.microsoft.com/office/word/2010/wordprocessingInk" xmlns:wne="http://schemas.microsoft.com/office/word/2006/wordml" xmlns:wps="http://schemas.microsoft.com/office/word/2010/wordprocessingShape" mc:Ignorable="w14 w15 w16se w16cid w16 w16cex w16sdtdh w16du wp14">
+<w:hdr xmlns:wpc="http://schemas.microsoft.com/office/word/2010/wordprocessingCanvas" xmlns:cx="http://schemas.microsoft.com/office/drawing/2014/chartex" xmlns:cx1="http://schemas.microsoft.com/office/drawing/2015/9/8/chartex" xmlns:cx2="http://schemas.microsoft.com/office/drawing/2015/10/21/chartex" xmlns:cx3="http://schemas.microsoft.com/office/drawing/2016/5/9/chartex" xmlns:cx4="http://schemas.microsoft.com/office/drawing/2016/5/10/chartex" xmlns:cx5="http://schemas.microsoft.com/office/drawing/2016/5/11/chartex" xmlns:cx6="http://schemas.microsoft.com/office/drawing/2016/5/12/chartex" xmlns:cx7="http://schemas.microsoft.com/office/drawing/2016/5/13/chartex" xmlns:cx8="http://schemas.microsoft.com/office/drawing/2016/5/14/chartex" xmlns:mc="http://schemas.openxmlformats.org/markup-compatibility/2006" xmlns:aink="http://schemas.microsoft.com/office/drawing/2016/ink" xmlns:am3d="http://schemas.microsoft.com/office/drawing/2017/model3d" xmlns:o="urn:schemas-microsoft-com:office:office" xmlns:oel="http://schemas.microsoft.com/office/2019/extlst" xmlns:r="http://schemas.openxmlformats.org/officeDocument/2006/relationships" xmlns:m="http://schemas.openxmlformats.org/officeDocument/2006/math" xmlns:v="urn:schemas-microsoft-com:vml" xmlns:wp14="http://schemas.microsoft.com/office/word/2010/wordprocessingDrawing" xmlns:wp="http://schemas.openxmlformats.org/drawingml/2006/wordprocessingDrawing" xmlns:w10="urn:schemas-microsoft-com:office:word" xmlns:w="http://schemas.openxmlformats.org/wordprocessingml/2006/main" xmlns:w14="http://schemas.microsoft.com/office/word/2010/wordml" xmlns:w15="http://schemas.microsoft.com/office/word/2012/wordml" xmlns:w16cex="http://schemas.microsoft.com/office/word/2018/wordml/cex" xmlns:w16cid="http://schemas.microsoft.com/office/word/2016/wordml/cid" xmlns:w16="http://schemas.microsoft.com/office/word/2018/wordml" xmlns:w16du="http://schemas.microsoft.com/office/word/2023/wordml/word16du" xmlns:w16sdtdh="http://schemas.microsoft.com/office/word/2020/wordml/sdtdatahash" xmlns:w16sdtfl="http://schemas.microsoft.com/office/word/2024/wordml/sdtformatlock" xmlns:w16se="http://schemas.microsoft.com/office/word/2015/wordml/symex" xmlns:wpg="http://schemas.microsoft.com/office/word/2010/wordprocessingGroup" xmlns:wpi="http://schemas.microsoft.com/office/word/2010/wordprocessingInk" xmlns:wne="http://schemas.microsoft.com/office/word/2006/wordml" xmlns:wps="http://schemas.microsoft.com/office/word/2010/wordprocessingShape" mc:Ignorable="w14 w15 w16se w16cid w16 w16cex w16sdtdh w16sdtfl w16du wp14">
   <w:p>
     <w:pPr>
       <w:rPr>
@@ -7517,7 +7595,7 @@
 </file>
 
 <file path=word/numbering.xml><?xml version="1.0" encoding="utf-8"?>
-<w:numbering xmlns:wpc="http://schemas.microsoft.com/office/word/2010/wordprocessingCanvas" xmlns:cx="http://schemas.microsoft.com/office/drawing/2014/chartex" xmlns:cx1="http://schemas.microsoft.com/office/drawing/2015/9/8/chartex" xmlns:cx2="http://schemas.microsoft.com/office/drawing/2015/10/21/chartex" xmlns:cx3="http://schemas.microsoft.com/office/drawing/2016/5/9/chartex" xmlns:cx4="http://schemas.microsoft.com/office/drawing/2016/5/10/chartex" xmlns:cx5="http://schemas.microsoft.com/office/drawing/2016/5/11/chartex" xmlns:cx6="http://schemas.microsoft.com/office/drawing/2016/5/12/chartex" xmlns:cx7="http://schemas.microsoft.com/office/drawing/2016/5/13/chartex" xmlns:cx8="http://schemas.microsoft.com/office/drawing/2016/5/14/chartex" xmlns:mc="http://schemas.openxmlformats.org/markup-compatibility/2006" xmlns:aink="http://schemas.microsoft.com/office/drawing/2016/ink" xmlns:am3d="http://schemas.microsoft.com/office/drawing/2017/model3d" xmlns:o="urn:schemas-microsoft-com:office:office" xmlns:oel="http://schemas.microsoft.com/office/2019/extlst" xmlns:r="http://schemas.openxmlformats.org/officeDocument/2006/relationships" xmlns:m="http://schemas.openxmlformats.org/officeDocument/2006/math" xmlns:v="urn:schemas-microsoft-com:vml" xmlns:wp14="http://schemas.microsoft.com/office/word/2010/wordprocessingDrawing" xmlns:wp="http://schemas.openxmlformats.org/drawingml/2006/wordprocessingDrawing" xmlns:w10="urn:schemas-microsoft-com:office:word" xmlns:w="http://schemas.openxmlformats.org/wordprocessingml/2006/main" xmlns:w14="http://schemas.microsoft.com/office/word/2010/wordml" xmlns:w15="http://schemas.microsoft.com/office/word/2012/wordml" xmlns:w16cex="http://schemas.microsoft.com/office/word/2018/wordml/cex" xmlns:w16cid="http://schemas.microsoft.com/office/word/2016/wordml/cid" xmlns:w16="http://schemas.microsoft.com/office/word/2018/wordml" xmlns:w16du="http://schemas.microsoft.com/office/word/2023/wordml/word16du" xmlns:w16sdtdh="http://schemas.microsoft.com/office/word/2020/wordml/sdtdatahash" xmlns:w16se="http://schemas.microsoft.com/office/word/2015/wordml/symex" xmlns:wpg="http://schemas.microsoft.com/office/word/2010/wordprocessingGroup" xmlns:wpi="http://schemas.microsoft.com/office/word/2010/wordprocessingInk" xmlns:wne="http://schemas.microsoft.com/office/word/2006/wordml" xmlns:wps="http://schemas.microsoft.com/office/word/2010/wordprocessingShape" mc:Ignorable="w14 w15 w16se w16cid w16 w16cex w16sdtdh w16du wp14">
+<w:numbering xmlns:wpc="http://schemas.microsoft.com/office/word/2010/wordprocessingCanvas" xmlns:cx="http://schemas.microsoft.com/office/drawing/2014/chartex" xmlns:cx1="http://schemas.microsoft.com/office/drawing/2015/9/8/chartex" xmlns:cx2="http://schemas.microsoft.com/office/drawing/2015/10/21/chartex" xmlns:cx3="http://schemas.microsoft.com/office/drawing/2016/5/9/chartex" xmlns:cx4="http://schemas.microsoft.com/office/drawing/2016/5/10/chartex" xmlns:cx5="http://schemas.microsoft.com/office/drawing/2016/5/11/chartex" xmlns:cx6="http://schemas.microsoft.com/office/drawing/2016/5/12/chartex" xmlns:cx7="http://schemas.microsoft.com/office/drawing/2016/5/13/chartex" xmlns:cx8="http://schemas.microsoft.com/office/drawing/2016/5/14/chartex" xmlns:mc="http://schemas.openxmlformats.org/markup-compatibility/2006" xmlns:aink="http://schemas.microsoft.com/office/drawing/2016/ink" xmlns:am3d="http://schemas.microsoft.com/office/drawing/2017/model3d" xmlns:o="urn:schemas-microsoft-com:office:office" xmlns:oel="http://schemas.microsoft.com/office/2019/extlst" xmlns:r="http://schemas.openxmlformats.org/officeDocument/2006/relationships" xmlns:m="http://schemas.openxmlformats.org/officeDocument/2006/math" xmlns:v="urn:schemas-microsoft-com:vml" xmlns:wp14="http://schemas.microsoft.com/office/word/2010/wordprocessingDrawing" xmlns:wp="http://schemas.openxmlformats.org/drawingml/2006/wordprocessingDrawing" xmlns:w10="urn:schemas-microsoft-com:office:word" xmlns:w="http://schemas.openxmlformats.org/wordprocessingml/2006/main" xmlns:w14="http://schemas.microsoft.com/office/word/2010/wordml" xmlns:w15="http://schemas.microsoft.com/office/word/2012/wordml" xmlns:w16cex="http://schemas.microsoft.com/office/word/2018/wordml/cex" xmlns:w16cid="http://schemas.microsoft.com/office/word/2016/wordml/cid" xmlns:w16="http://schemas.microsoft.com/office/word/2018/wordml" xmlns:w16du="http://schemas.microsoft.com/office/word/2023/wordml/word16du" xmlns:w16sdtdh="http://schemas.microsoft.com/office/word/2020/wordml/sdtdatahash" xmlns:w16sdtfl="http://schemas.microsoft.com/office/word/2024/wordml/sdtformatlock" xmlns:w16se="http://schemas.microsoft.com/office/word/2015/wordml/symex" xmlns:wpg="http://schemas.microsoft.com/office/word/2010/wordprocessingGroup" xmlns:wpi="http://schemas.microsoft.com/office/word/2010/wordprocessingInk" xmlns:wne="http://schemas.microsoft.com/office/word/2006/wordml" xmlns:wps="http://schemas.microsoft.com/office/word/2010/wordprocessingShape" mc:Ignorable="w14 w15 w16se w16cid w16 w16cex w16sdtdh w16sdtfl w16du wp14">
   <w:abstractNum w:abstractNumId="0" w15:restartNumberingAfterBreak="0">
     <w:nsid w:val="FFFFFF82"/>
     <w:multiLevelType w:val="singleLevel"/>
@@ -10830,7 +10908,7 @@
 </file>
 
 <file path=word/styles.xml><?xml version="1.0" encoding="utf-8"?>
-<w:styles xmlns:mc="http://schemas.openxmlformats.org/markup-compatibility/2006" xmlns:r="http://schemas.openxmlformats.org/officeDocument/2006/relationships" xmlns:w="http://schemas.openxmlformats.org/wordprocessingml/2006/main" xmlns:w14="http://schemas.microsoft.com/office/word/2010/wordml" xmlns:w15="http://schemas.microsoft.com/office/word/2012/wordml" xmlns:w16cex="http://schemas.microsoft.com/office/word/2018/wordml/cex" xmlns:w16cid="http://schemas.microsoft.com/office/word/2016/wordml/cid" xmlns:w16="http://schemas.microsoft.com/office/word/2018/wordml" xmlns:w16du="http://schemas.microsoft.com/office/word/2023/wordml/word16du" xmlns:w16sdtdh="http://schemas.microsoft.com/office/word/2020/wordml/sdtdatahash" xmlns:w16se="http://schemas.microsoft.com/office/word/2015/wordml/symex" mc:Ignorable="w14 w15 w16se w16cid w16 w16cex w16sdtdh w16du">
+<w:styles xmlns:mc="http://schemas.openxmlformats.org/markup-compatibility/2006" xmlns:r="http://schemas.openxmlformats.org/officeDocument/2006/relationships" xmlns:w="http://schemas.openxmlformats.org/wordprocessingml/2006/main" xmlns:w14="http://schemas.microsoft.com/office/word/2010/wordml" xmlns:w15="http://schemas.microsoft.com/office/word/2012/wordml" xmlns:w16cex="http://schemas.microsoft.com/office/word/2018/wordml/cex" xmlns:w16cid="http://schemas.microsoft.com/office/word/2016/wordml/cid" xmlns:w16="http://schemas.microsoft.com/office/word/2018/wordml" xmlns:w16du="http://schemas.microsoft.com/office/word/2023/wordml/word16du" xmlns:w16sdtdh="http://schemas.microsoft.com/office/word/2020/wordml/sdtdatahash" xmlns:w16sdtfl="http://schemas.microsoft.com/office/word/2024/wordml/sdtformatlock" xmlns:w16se="http://schemas.microsoft.com/office/word/2015/wordml/symex" mc:Ignorable="w14 w15 w16se w16cid w16 w16cex w16sdtdh w16sdtfl w16du">
   <w:docDefaults>
     <w:rPrDefault>
       <w:rPr>
@@ -11490,7 +11568,7 @@
 </file>
 
 <file path=word/glossary/document.xml><?xml version="1.0" encoding="utf-8"?>
-<w:glossaryDocument xmlns:wpc="http://schemas.microsoft.com/office/word/2010/wordprocessingCanvas" xmlns:cx="http://schemas.microsoft.com/office/drawing/2014/chartex" xmlns:cx1="http://schemas.microsoft.com/office/drawing/2015/9/8/chartex" xmlns:cx2="http://schemas.microsoft.com/office/drawing/2015/10/21/chartex" xmlns:cx3="http://schemas.microsoft.com/office/drawing/2016/5/9/chartex" xmlns:cx4="http://schemas.microsoft.com/office/drawing/2016/5/10/chartex" xmlns:cx5="http://schemas.microsoft.com/office/drawing/2016/5/11/chartex" xmlns:cx6="http://schemas.microsoft.com/office/drawing/2016/5/12/chartex" xmlns:cx7="http://schemas.microsoft.com/office/drawing/2016/5/13/chartex" xmlns:cx8="http://schemas.microsoft.com/office/drawing/2016/5/14/chartex" xmlns:mc="http://schemas.openxmlformats.org/markup-compatibility/2006" xmlns:aink="http://schemas.microsoft.com/office/drawing/2016/ink" xmlns:am3d="http://schemas.microsoft.com/office/drawing/2017/model3d" xmlns:o="urn:schemas-microsoft-com:office:office" xmlns:oel="http://schemas.microsoft.com/office/2019/extlst" xmlns:r="http://schemas.openxmlformats.org/officeDocument/2006/relationships" xmlns:m="http://schemas.openxmlformats.org/officeDocument/2006/math" xmlns:v="urn:schemas-microsoft-com:vml" xmlns:wp14="http://schemas.microsoft.com/office/word/2010/wordprocessingDrawing" xmlns:wp="http://schemas.openxmlformats.org/drawingml/2006/wordprocessingDrawing" xmlns:w10="urn:schemas-microsoft-com:office:word" xmlns:w="http://schemas.openxmlformats.org/wordprocessingml/2006/main" xmlns:w14="http://schemas.microsoft.com/office/word/2010/wordml" xmlns:w15="http://schemas.microsoft.com/office/word/2012/wordml" xmlns:w16cex="http://schemas.microsoft.com/office/word/2018/wordml/cex" xmlns:w16cid="http://schemas.microsoft.com/office/word/2016/wordml/cid" xmlns:w16="http://schemas.microsoft.com/office/word/2018/wordml" xmlns:w16du="http://schemas.microsoft.com/office/word/2023/wordml/word16du" xmlns:w16sdtdh="http://schemas.microsoft.com/office/word/2020/wordml/sdtdatahash" xmlns:w16se="http://schemas.microsoft.com/office/word/2015/wordml/symex" xmlns:wpg="http://schemas.microsoft.com/office/word/2010/wordprocessingGroup" xmlns:wpi="http://schemas.microsoft.com/office/word/2010/wordprocessingInk" xmlns:wne="http://schemas.microsoft.com/office/word/2006/wordml" xmlns:wps="http://schemas.microsoft.com/office/word/2010/wordprocessingShape" mc:Ignorable="w14 w15 w16se w16cid w16 w16cex w16sdtdh w16du wp14">
+<w:glossaryDocument xmlns:wpc="http://schemas.microsoft.com/office/word/2010/wordprocessingCanvas" xmlns:cx="http://schemas.microsoft.com/office/drawing/2014/chartex" xmlns:cx1="http://schemas.microsoft.com/office/drawing/2015/9/8/chartex" xmlns:cx2="http://schemas.microsoft.com/office/drawing/2015/10/21/chartex" xmlns:cx3="http://schemas.microsoft.com/office/drawing/2016/5/9/chartex" xmlns:cx4="http://schemas.microsoft.com/office/drawing/2016/5/10/chartex" xmlns:cx5="http://schemas.microsoft.com/office/drawing/2016/5/11/chartex" xmlns:cx6="http://schemas.microsoft.com/office/drawing/2016/5/12/chartex" xmlns:cx7="http://schemas.microsoft.com/office/drawing/2016/5/13/chartex" xmlns:cx8="http://schemas.microsoft.com/office/drawing/2016/5/14/chartex" xmlns:mc="http://schemas.openxmlformats.org/markup-compatibility/2006" xmlns:aink="http://schemas.microsoft.com/office/drawing/2016/ink" xmlns:am3d="http://schemas.microsoft.com/office/drawing/2017/model3d" xmlns:o="urn:schemas-microsoft-com:office:office" xmlns:oel="http://schemas.microsoft.com/office/2019/extlst" xmlns:r="http://schemas.openxmlformats.org/officeDocument/2006/relationships" xmlns:m="http://schemas.openxmlformats.org/officeDocument/2006/math" xmlns:v="urn:schemas-microsoft-com:vml" xmlns:wp14="http://schemas.microsoft.com/office/word/2010/wordprocessingDrawing" xmlns:wp="http://schemas.openxmlformats.org/drawingml/2006/wordprocessingDrawing" xmlns:w10="urn:schemas-microsoft-com:office:word" xmlns:w="http://schemas.openxmlformats.org/wordprocessingml/2006/main" xmlns:w14="http://schemas.microsoft.com/office/word/2010/wordml" xmlns:w15="http://schemas.microsoft.com/office/word/2012/wordml" xmlns:w16cex="http://schemas.microsoft.com/office/word/2018/wordml/cex" xmlns:w16cid="http://schemas.microsoft.com/office/word/2016/wordml/cid" xmlns:w16="http://schemas.microsoft.com/office/word/2018/wordml" xmlns:w16du="http://schemas.microsoft.com/office/word/2023/wordml/word16du" xmlns:w16sdtdh="http://schemas.microsoft.com/office/word/2020/wordml/sdtdatahash" xmlns:w16sdtfl="http://schemas.microsoft.com/office/word/2024/wordml/sdtformatlock" xmlns:w16se="http://schemas.microsoft.com/office/word/2015/wordml/symex" xmlns:wpg="http://schemas.microsoft.com/office/word/2010/wordprocessingGroup" xmlns:wpi="http://schemas.microsoft.com/office/word/2010/wordprocessingInk" xmlns:wne="http://schemas.microsoft.com/office/word/2006/wordml" xmlns:wps="http://schemas.microsoft.com/office/word/2010/wordprocessingShape" mc:Ignorable="w14 w15 w16se w16cid w16 w16cex w16sdtdh w16sdtfl w16du wp14">
   <w:docParts>
     <w:docPart>
       <w:docPartPr>
@@ -11812,7 +11890,7 @@
 </file>
 
 <file path=word/glossary/fontTable.xml><?xml version="1.0" encoding="utf-8"?>
-<w:fonts xmlns:mc="http://schemas.openxmlformats.org/markup-compatibility/2006" xmlns:r="http://schemas.openxmlformats.org/officeDocument/2006/relationships" xmlns:w="http://schemas.openxmlformats.org/wordprocessingml/2006/main" xmlns:w14="http://schemas.microsoft.com/office/word/2010/wordml" xmlns:w15="http://schemas.microsoft.com/office/word/2012/wordml" xmlns:w16cex="http://schemas.microsoft.com/office/word/2018/wordml/cex" xmlns:w16cid="http://schemas.microsoft.com/office/word/2016/wordml/cid" xmlns:w16="http://schemas.microsoft.com/office/word/2018/wordml" xmlns:w16du="http://schemas.microsoft.com/office/word/2023/wordml/word16du" xmlns:w16sdtdh="http://schemas.microsoft.com/office/word/2020/wordml/sdtdatahash" xmlns:w16se="http://schemas.microsoft.com/office/word/2015/wordml/symex" mc:Ignorable="w14 w15 w16se w16cid w16 w16cex w16sdtdh w16du">
+<w:fonts xmlns:mc="http://schemas.openxmlformats.org/markup-compatibility/2006" xmlns:r="http://schemas.openxmlformats.org/officeDocument/2006/relationships" xmlns:w="http://schemas.openxmlformats.org/wordprocessingml/2006/main" xmlns:w14="http://schemas.microsoft.com/office/word/2010/wordml" xmlns:w15="http://schemas.microsoft.com/office/word/2012/wordml" xmlns:w16cex="http://schemas.microsoft.com/office/word/2018/wordml/cex" xmlns:w16cid="http://schemas.microsoft.com/office/word/2016/wordml/cid" xmlns:w16="http://schemas.microsoft.com/office/word/2018/wordml" xmlns:w16du="http://schemas.microsoft.com/office/word/2023/wordml/word16du" xmlns:w16sdtdh="http://schemas.microsoft.com/office/word/2020/wordml/sdtdatahash" xmlns:w16sdtfl="http://schemas.microsoft.com/office/word/2024/wordml/sdtformatlock" xmlns:w16se="http://schemas.microsoft.com/office/word/2015/wordml/symex" mc:Ignorable="w14 w15 w16se w16cid w16 w16cex w16sdtdh w16sdtfl w16du">
   <w:font w:name="Symbol">
     <w:panose1 w:val="05050102010706020507"/>
     <w:charset w:val="02"/>
@@ -11908,7 +11986,7 @@
 </file>
 
 <file path=word/glossary/settings.xml><?xml version="1.0" encoding="utf-8"?>
-<w:settings xmlns:mc="http://schemas.openxmlformats.org/markup-compatibility/2006" xmlns:o="urn:schemas-microsoft-com:office:office" xmlns:r="http://schemas.openxmlformats.org/officeDocument/2006/relationships" xmlns:m="http://schemas.openxmlformats.org/officeDocument/2006/math" xmlns:v="urn:schemas-microsoft-com:vml" xmlns:w10="urn:schemas-microsoft-com:office:word" xmlns:w="http://schemas.openxmlformats.org/wordprocessingml/2006/main" xmlns:w14="http://schemas.microsoft.com/office/word/2010/wordml" xmlns:w15="http://schemas.microsoft.com/office/word/2012/wordml" xmlns:w16cex="http://schemas.microsoft.com/office/word/2018/wordml/cex" xmlns:w16cid="http://schemas.microsoft.com/office/word/2016/wordml/cid" xmlns:w16="http://schemas.microsoft.com/office/word/2018/wordml" xmlns:w16du="http://schemas.microsoft.com/office/word/2023/wordml/word16du" xmlns:w16sdtdh="http://schemas.microsoft.com/office/word/2020/wordml/sdtdatahash" xmlns:w16se="http://schemas.microsoft.com/office/word/2015/wordml/symex" xmlns:sl="http://schemas.openxmlformats.org/schemaLibrary/2006/main" mc:Ignorable="w14 w15 w16se w16cid w16 w16cex w16sdtdh w16du">
+<w:settings xmlns:mc="http://schemas.openxmlformats.org/markup-compatibility/2006" xmlns:o="urn:schemas-microsoft-com:office:office" xmlns:r="http://schemas.openxmlformats.org/officeDocument/2006/relationships" xmlns:m="http://schemas.openxmlformats.org/officeDocument/2006/math" xmlns:v="urn:schemas-microsoft-com:vml" xmlns:w10="urn:schemas-microsoft-com:office:word" xmlns:w="http://schemas.openxmlformats.org/wordprocessingml/2006/main" xmlns:w14="http://schemas.microsoft.com/office/word/2010/wordml" xmlns:w15="http://schemas.microsoft.com/office/word/2012/wordml" xmlns:w16cex="http://schemas.microsoft.com/office/word/2018/wordml/cex" xmlns:w16cid="http://schemas.microsoft.com/office/word/2016/wordml/cid" xmlns:w16="http://schemas.microsoft.com/office/word/2018/wordml" xmlns:w16du="http://schemas.microsoft.com/office/word/2023/wordml/word16du" xmlns:w16sdtdh="http://schemas.microsoft.com/office/word/2020/wordml/sdtdatahash" xmlns:w16sdtfl="http://schemas.microsoft.com/office/word/2024/wordml/sdtformatlock" xmlns:w16se="http://schemas.microsoft.com/office/word/2015/wordml/symex" xmlns:sl="http://schemas.openxmlformats.org/schemaLibrary/2006/main" mc:Ignorable="w14 w15 w16se w16cid w16 w16cex w16sdtdh w16sdtfl w16du">
   <w:view w:val="normal"/>
   <w:defaultTabStop w:val="720"/>
   <w:characterSpacingControl w:val="doNotCompress"/>
@@ -11949,6 +12027,7 @@
     <w:rsid w:val="008D3D09"/>
     <w:rsid w:val="008E10A4"/>
     <w:rsid w:val="0094560A"/>
+    <w:rsid w:val="0095214E"/>
     <w:rsid w:val="00990FD1"/>
     <w:rsid w:val="00AB2269"/>
     <w:rsid w:val="00AC5258"/>
@@ -11958,7 +12037,9 @@
     <w:rsid w:val="00D62349"/>
     <w:rsid w:val="00D65164"/>
     <w:rsid w:val="00D73537"/>
+    <w:rsid w:val="00DB5AA6"/>
     <w:rsid w:val="00DF08DA"/>
+    <w:rsid w:val="00E23E3C"/>
     <w:rsid w:val="00FF0D2F"/>
     <w:rsid w:val="00FF760E"/>
   </w:rsids>
@@ -11983,7 +12064,7 @@
 </file>
 
 <file path=word/glossary/styles.xml><?xml version="1.0" encoding="utf-8"?>
-<w:styles xmlns:mc="http://schemas.openxmlformats.org/markup-compatibility/2006" xmlns:r="http://schemas.openxmlformats.org/officeDocument/2006/relationships" xmlns:w="http://schemas.openxmlformats.org/wordprocessingml/2006/main" xmlns:w14="http://schemas.microsoft.com/office/word/2010/wordml" xmlns:w15="http://schemas.microsoft.com/office/word/2012/wordml" xmlns:w16cex="http://schemas.microsoft.com/office/word/2018/wordml/cex" xmlns:w16cid="http://schemas.microsoft.com/office/word/2016/wordml/cid" xmlns:w16="http://schemas.microsoft.com/office/word/2018/wordml" xmlns:w16du="http://schemas.microsoft.com/office/word/2023/wordml/word16du" xmlns:w16sdtdh="http://schemas.microsoft.com/office/word/2020/wordml/sdtdatahash" xmlns:w16se="http://schemas.microsoft.com/office/word/2015/wordml/symex" mc:Ignorable="w14 w15 w16se w16cid w16 w16cex w16sdtdh w16du">
+<w:styles xmlns:mc="http://schemas.openxmlformats.org/markup-compatibility/2006" xmlns:r="http://schemas.openxmlformats.org/officeDocument/2006/relationships" xmlns:w="http://schemas.openxmlformats.org/wordprocessingml/2006/main" xmlns:w14="http://schemas.microsoft.com/office/word/2010/wordml" xmlns:w15="http://schemas.microsoft.com/office/word/2012/wordml" xmlns:w16cex="http://schemas.microsoft.com/office/word/2018/wordml/cex" xmlns:w16cid="http://schemas.microsoft.com/office/word/2016/wordml/cid" xmlns:w16="http://schemas.microsoft.com/office/word/2018/wordml" xmlns:w16du="http://schemas.microsoft.com/office/word/2023/wordml/word16du" xmlns:w16sdtdh="http://schemas.microsoft.com/office/word/2020/wordml/sdtdatahash" xmlns:w16sdtfl="http://schemas.microsoft.com/office/word/2024/wordml/sdtformatlock" xmlns:w16se="http://schemas.microsoft.com/office/word/2015/wordml/symex" mc:Ignorable="w14 w15 w16se w16cid w16 w16cex w16sdtdh w16sdtfl w16du">
   <w:docDefaults>
     <w:rPrDefault>
       <w:rPr>
@@ -12426,7 +12507,7 @@
 </file>
 
 <file path=word/glossary/webSettings.xml><?xml version="1.0" encoding="utf-8"?>
-<w:webSettings xmlns:mc="http://schemas.openxmlformats.org/markup-compatibility/2006" xmlns:r="http://schemas.openxmlformats.org/officeDocument/2006/relationships" xmlns:w="http://schemas.openxmlformats.org/wordprocessingml/2006/main" xmlns:w14="http://schemas.microsoft.com/office/word/2010/wordml" xmlns:w15="http://schemas.microsoft.com/office/word/2012/wordml" xmlns:w16cex="http://schemas.microsoft.com/office/word/2018/wordml/cex" xmlns:w16cid="http://schemas.microsoft.com/office/word/2016/wordml/cid" xmlns:w16="http://schemas.microsoft.com/office/word/2018/wordml" xmlns:w16du="http://schemas.microsoft.com/office/word/2023/wordml/word16du" xmlns:w16sdtdh="http://schemas.microsoft.com/office/word/2020/wordml/sdtdatahash" xmlns:w16se="http://schemas.microsoft.com/office/word/2015/wordml/symex" mc:Ignorable="w14 w15 w16se w16cid w16 w16cex w16sdtdh w16du">
+<w:webSettings xmlns:mc="http://schemas.openxmlformats.org/markup-compatibility/2006" xmlns:r="http://schemas.openxmlformats.org/officeDocument/2006/relationships" xmlns:w="http://schemas.openxmlformats.org/wordprocessingml/2006/main" xmlns:w14="http://schemas.microsoft.com/office/word/2010/wordml" xmlns:w15="http://schemas.microsoft.com/office/word/2012/wordml" xmlns:w16cex="http://schemas.microsoft.com/office/word/2018/wordml/cex" xmlns:w16cid="http://schemas.microsoft.com/office/word/2016/wordml/cid" xmlns:w16="http://schemas.microsoft.com/office/word/2018/wordml" xmlns:w16du="http://schemas.microsoft.com/office/word/2023/wordml/word16du" xmlns:w16sdtdh="http://schemas.microsoft.com/office/word/2020/wordml/sdtdatahash" xmlns:w16sdtfl="http://schemas.microsoft.com/office/word/2024/wordml/sdtformatlock" xmlns:w16se="http://schemas.microsoft.com/office/word/2015/wordml/symex" mc:Ignorable="w14 w15 w16se w16cid w16 w16cex w16sdtdh w16sdtfl w16du">
   <w:optimizeForBrowser/>
   <w:allowPNG/>
 </w:webSettings>
